--- a/初二练习册/学生版/秋08 第6讲物态变化（三）一 练习册 教师版.docx
+++ b/初二练习册/学生版/秋08 第6讲物态变化（三）一 练习册 教师版.docx
@@ -550,19 +550,10 @@
       <w:pPr>
         <w:pStyle w:val="1230"/>
         <w:ind w:left="588"/>
-      </w:pPr>
-      <w:r>
-        <w:rPr>
-          <w:rFonts w:hint="eastAsia"/>
-        </w:rPr>
-        <w:t>【答案】</w:t>
-      </w:r>
-      <w:r>
-        <w:rPr>
-          <w:rFonts w:eastAsia="新宋体" w:hint="eastAsia"/>
-        </w:rPr>
-        <w:t>凝华；内侧</w:t>
-      </w:r>
+        <w:rPr>
+          <w:rFonts w:hint="eastAsia"/>
+        </w:rPr>
+      </w:pPr>
     </w:p>
     <w:p>
       <w:pPr>
@@ -808,15 +799,6 @@
         <w:pStyle w:val="1230"/>
         <w:ind w:left="588"/>
       </w:pPr>
-      <w:r>
-        <w:t>【答案】</w:t>
-      </w:r>
-      <w:r>
-        <w:rPr>
-          <w:rFonts w:hint="eastAsia"/>
-        </w:rPr>
-        <w:t>吸收，气；汽化，吸，液化</w:t>
-      </w:r>
     </w:p>
     <w:p>
       <w:pPr>
@@ -1147,18 +1129,6 @@
         <w:pStyle w:val="1230"/>
         <w:ind w:left="588"/>
       </w:pPr>
-      <w:r>
-        <w:t>【答案】</w:t>
-      </w:r>
-      <w:r>
-        <w:rPr>
-          <w:rFonts w:hint="eastAsia"/>
-        </w:rPr>
-        <w:t>乙</w:t>
-      </w:r>
-      <w:r>
-        <w:t>；酒精灯外焰的温度比碘的熔点高，熔化，放，凝华．</w:t>
-      </w:r>
     </w:p>
     <w:p>
       <w:pPr>
@@ -1514,19 +1484,10 @@
     <w:p>
       <w:pPr>
         <w:pStyle w:val="af3"/>
-      </w:pPr>
-      <w:r>
-        <w:rPr>
-          <w:rFonts w:hint="eastAsia"/>
-        </w:rPr>
-        <w:t>【答案】</w:t>
-      </w:r>
-      <w:r>
-        <w:rPr>
-          <w:rFonts w:hint="eastAsia"/>
-        </w:rPr>
-        <w:t>C</w:t>
-      </w:r>
+        <w:rPr>
+          <w:rFonts w:hint="eastAsia"/>
+        </w:rPr>
+      </w:pPr>
     </w:p>
     <w:p>
       <w:pPr>
@@ -1993,23 +1954,9 @@
       <w:pPr>
         <w:pStyle w:val="af3"/>
         <w:rPr>
-          <w:rFonts w:eastAsiaTheme="majorEastAsia"/>
-          <w:b/>
-          <w:bCs/>
-        </w:rPr>
-      </w:pPr>
-      <w:r>
-        <w:rPr>
-          <w:rFonts w:hint="eastAsia"/>
-        </w:rPr>
-        <w:t>【答案】</w:t>
-      </w:r>
-      <w:r>
-        <w:rPr>
-          <w:rFonts w:hint="eastAsia"/>
-        </w:rPr>
-        <w:t>A</w:t>
-      </w:r>
+          <w:rFonts w:hint="eastAsia"/>
+        </w:rPr>
+      </w:pPr>
     </w:p>
     <w:p>
       <w:pPr>
@@ -2274,17 +2221,7 @@
       <w:pPr>
         <w:pStyle w:val="1230"/>
         <w:ind w:left="588"/>
-        <w:rPr>
-          <w:rFonts w:hint="eastAsia"/>
-        </w:rPr>
-      </w:pPr>
-      <w:r>
-        <w:lastRenderedPageBreak/>
-        <w:t>【答案】</w:t>
-      </w:r>
-      <w:r>
-        <w:t>B</w:t>
-      </w:r>
+      </w:pPr>
     </w:p>
     <w:p>
       <w:pPr>
@@ -2693,19 +2630,10 @@
     <w:p>
       <w:pPr>
         <w:pStyle w:val="af3"/>
-      </w:pPr>
-      <w:r>
-        <w:rPr>
-          <w:rFonts w:hint="eastAsia"/>
-        </w:rPr>
-        <w:t>【答案】</w:t>
-      </w:r>
-      <w:r>
-        <w:rPr>
-          <w:rFonts w:hint="eastAsia"/>
-        </w:rPr>
-        <w:t>D</w:t>
-      </w:r>
+        <w:rPr>
+          <w:rFonts w:hint="eastAsia"/>
+        </w:rPr>
+      </w:pPr>
     </w:p>
     <w:p>
       <w:pPr>
@@ -3062,19 +2990,10 @@
     <w:p>
       <w:pPr>
         <w:pStyle w:val="af3"/>
-      </w:pPr>
-      <w:r>
-        <w:rPr>
-          <w:rFonts w:hint="eastAsia"/>
-        </w:rPr>
-        <w:t>【答案】</w:t>
-      </w:r>
-      <w:r>
-        <w:rPr>
-          <w:rFonts w:hint="eastAsia"/>
-        </w:rPr>
-        <w:t>B</w:t>
-      </w:r>
+        <w:rPr>
+          <w:rFonts w:hint="eastAsia"/>
+        </w:rPr>
+      </w:pPr>
     </w:p>
     <w:p>
       <w:pPr>
@@ -3110,9 +3029,6 @@
       <w:pPr>
         <w:pStyle w:val="af0"/>
         <w:ind w:left="0" w:firstLineChars="0" w:firstLine="0"/>
-        <w:rPr>
-          <w:rFonts w:hint="eastAsia"/>
-        </w:rPr>
       </w:pPr>
     </w:p>
     <w:p>
@@ -3543,20 +3459,11 @@
     <w:p>
       <w:pPr>
         <w:pStyle w:val="af3"/>
-      </w:pPr>
-      <w:r>
         <w:rPr>
           <w:rFonts w:hint="eastAsia"/>
           <w:color w:val="EE0000"/>
         </w:rPr>
-        <w:t>【答案】</w:t>
-      </w:r>
-      <w:r>
-        <w:rPr>
-          <w:rFonts w:hint="eastAsia"/>
-        </w:rPr>
-        <w:t>水；冰；丙；甲。</w:t>
-      </w:r>
+      </w:pPr>
     </w:p>
     <w:p>
       <w:pPr>
@@ -4131,56 +4038,11 @@
     <w:p>
       <w:pPr>
         <w:pStyle w:val="af3"/>
-      </w:pPr>
-      <w:r>
         <w:rPr>
           <w:rFonts w:hint="eastAsia"/>
           <w:color w:val="EE0000"/>
         </w:rPr>
-        <w:t>【答案】</w:t>
-      </w:r>
-      <w:r>
-        <w:rPr>
-          <w:rFonts w:hint="eastAsia"/>
-        </w:rPr>
-        <w:t>（</w:t>
-      </w:r>
-      <w:r>
-        <w:rPr>
-          <w:rFonts w:hint="eastAsia"/>
-        </w:rPr>
-        <w:t>1</w:t>
-      </w:r>
-      <w:r>
-        <w:rPr>
-          <w:rFonts w:hint="eastAsia"/>
-        </w:rPr>
-        <w:t>）放热；（</w:t>
-      </w:r>
-      <w:r>
-        <w:rPr>
-          <w:rFonts w:hint="eastAsia"/>
-        </w:rPr>
-        <w:t>2</w:t>
-      </w:r>
-      <w:r>
-        <w:rPr>
-          <w:rFonts w:hint="eastAsia"/>
-        </w:rPr>
-        <w:t>）升华；凝固；凝华；（</w:t>
-      </w:r>
-      <w:r>
-        <w:rPr>
-          <w:rFonts w:hint="eastAsia"/>
-        </w:rPr>
-        <w:t>3</w:t>
-      </w:r>
-      <w:r>
-        <w:rPr>
-          <w:rFonts w:hint="eastAsia"/>
-        </w:rPr>
-        <w:t>）二氧化碳；水蒸气。</w:t>
-      </w:r>
+      </w:pPr>
     </w:p>
     <w:p>
       <w:pPr>
@@ -5052,92 +4914,11 @@
     <w:p>
       <w:pPr>
         <w:pStyle w:val="af3"/>
-      </w:pPr>
-      <w:r>
         <w:rPr>
           <w:rFonts w:hint="eastAsia"/>
           <w:color w:val="EE0000"/>
         </w:rPr>
-        <w:t>【答案】</w:t>
-      </w:r>
-      <w:r>
-        <w:rPr>
-          <w:rFonts w:hint="eastAsia"/>
-        </w:rPr>
-        <w:t>（</w:t>
-      </w:r>
-      <w:r>
-        <w:rPr>
-          <w:rFonts w:hint="eastAsia"/>
-        </w:rPr>
-        <w:t>1</w:t>
-      </w:r>
-      <w:r>
-        <w:rPr>
-          <w:rFonts w:hint="eastAsia"/>
-        </w:rPr>
-        <w:t>）</w:t>
-      </w:r>
-      <w:r>
-        <w:rPr>
-          <w:rFonts w:eastAsia="Calibri" w:hint="eastAsia"/>
-        </w:rPr>
-        <w:t>①</w:t>
-      </w:r>
-      <w:r>
-        <w:rPr>
-          <w:rFonts w:hint="eastAsia"/>
-        </w:rPr>
-        <w:t>晶体；</w:t>
-      </w:r>
-      <w:r>
-        <w:rPr>
-          <w:rFonts w:hint="eastAsia"/>
-        </w:rPr>
-        <w:t>1538</w:t>
-      </w:r>
-      <w:r>
-        <w:rPr>
-          <w:rFonts w:hint="eastAsia"/>
-        </w:rPr>
-        <w:t>；</w:t>
-      </w:r>
-      <w:r>
-        <w:rPr>
-          <w:rFonts w:eastAsia="Calibri" w:hint="eastAsia"/>
-        </w:rPr>
-        <w:t>②③</w:t>
-      </w:r>
-      <w:r>
-        <w:rPr>
-          <w:rFonts w:hint="eastAsia"/>
-        </w:rPr>
-        <w:t>；（</w:t>
-      </w:r>
-      <w:r>
-        <w:rPr>
-          <w:rFonts w:hint="eastAsia"/>
-        </w:rPr>
-        <w:t>2</w:t>
-      </w:r>
-      <w:r>
-        <w:rPr>
-          <w:rFonts w:hint="eastAsia"/>
-        </w:rPr>
-        <w:t>）</w:t>
-      </w:r>
-      <w:r>
-        <w:rPr>
-          <w:rFonts w:hint="eastAsia"/>
-        </w:rPr>
-        <w:t>C</w:t>
-      </w:r>
-      <w:r>
-        <w:rPr>
-          <w:rFonts w:hint="eastAsia"/>
-        </w:rPr>
-        <w:t>；凝华；凝固。</w:t>
-      </w:r>
+      </w:pPr>
     </w:p>
     <w:bookmarkEnd w:id="1"/>
     <w:p>
@@ -5952,42 +5733,11 @@
     <w:p>
       <w:pPr>
         <w:pStyle w:val="af3"/>
-      </w:pPr>
-      <w:r>
         <w:rPr>
           <w:rFonts w:hint="eastAsia"/>
           <w:color w:val="EE0000"/>
         </w:rPr>
-        <w:t>【答案】</w:t>
-      </w:r>
-      <w:r>
-        <w:rPr>
-          <w:rFonts w:hint="eastAsia"/>
-        </w:rPr>
-        <w:t>【项目分析】凝固；放热；</w:t>
-      </w:r>
-    </w:p>
-    <w:p>
-      <w:pPr>
-        <w:pStyle w:val="af3"/>
-      </w:pPr>
-      <w:r>
-        <w:rPr>
-          <w:rFonts w:hint="eastAsia"/>
-        </w:rPr>
-        <w:t>【项目实施】熔化；吸热；低；二氧化碳；升华；凝华；</w:t>
-      </w:r>
-    </w:p>
-    <w:p>
-      <w:pPr>
-        <w:pStyle w:val="af3"/>
-      </w:pPr>
-      <w:r>
-        <w:rPr>
-          <w:rFonts w:hint="eastAsia"/>
-        </w:rPr>
-        <w:t>【交流评估】二；操作方便，且周围产生大量白气，有较好的视觉体验。</w:t>
-      </w:r>
+      </w:pPr>
     </w:p>
     <w:p>
       <w:pPr>
@@ -5995,6 +5745,24 @@
         <w:ind w:left="672" w:hanging="672"/>
         <w:rPr>
           <w:rFonts w:eastAsiaTheme="majorEastAsia"/>
+        </w:rPr>
+      </w:pPr>
+    </w:p>
+    <w:p>
+      <w:pPr>
+        <w:pStyle w:val="af0"/>
+        <w:ind w:left="672" w:hanging="672"/>
+        <w:rPr>
+          <w:rFonts w:eastAsiaTheme="majorEastAsia"/>
+        </w:rPr>
+      </w:pPr>
+    </w:p>
+    <w:p>
+      <w:pPr>
+        <w:pStyle w:val="af0"/>
+        <w:ind w:left="672" w:hanging="672"/>
+        <w:rPr>
+          <w:rFonts w:eastAsiaTheme="majorEastAsia" w:hint="eastAsia"/>
         </w:rPr>
       </w:pPr>
     </w:p>
@@ -6755,115 +6523,10 @@
     <w:p>
       <w:pPr>
         <w:pStyle w:val="af3"/>
-      </w:pPr>
-      <w:r>
-        <w:rPr>
-          <w:rFonts w:hint="eastAsia"/>
-        </w:rPr>
-        <w:t>【答案】</w:t>
-      </w:r>
-      <w:r>
-        <w:rPr>
-          <w:rFonts w:hint="eastAsia"/>
-        </w:rPr>
-        <w:t>（</w:t>
-      </w:r>
-      <w:r>
-        <w:rPr>
-          <w:rFonts w:hint="eastAsia"/>
-        </w:rPr>
-        <w:t>1</w:t>
-      </w:r>
-      <w:r>
-        <w:rPr>
-          <w:rFonts w:hint="eastAsia"/>
-        </w:rPr>
-        <w:t>）凝固点；（</w:t>
-      </w:r>
-      <w:r>
-        <w:rPr>
-          <w:rFonts w:hint="eastAsia"/>
-        </w:rPr>
-        <w:t>2</w:t>
-      </w:r>
-      <w:r>
-        <w:rPr>
-          <w:rFonts w:hint="eastAsia"/>
-        </w:rPr>
-        <w:t>）﹣</w:t>
-      </w:r>
-      <w:r>
-        <w:rPr>
-          <w:rFonts w:hint="eastAsia"/>
-        </w:rPr>
-        <w:t>7</w:t>
-      </w:r>
-      <w:r>
-        <w:rPr>
-          <w:rFonts w:hint="eastAsia"/>
-        </w:rPr>
-        <w:t>℃；不可行；（</w:t>
-      </w:r>
-      <w:r>
-        <w:rPr>
-          <w:rFonts w:hint="eastAsia"/>
-        </w:rPr>
-        <w:t>3</w:t>
-      </w:r>
-      <w:r>
-        <w:rPr>
-          <w:rFonts w:hint="eastAsia"/>
-        </w:rPr>
-        <w:t>）凝结核；（</w:t>
-      </w:r>
-      <w:r>
-        <w:rPr>
-          <w:rFonts w:hint="eastAsia"/>
-        </w:rPr>
-        <w:t>4</w:t>
-      </w:r>
-      <w:r>
-        <w:rPr>
-          <w:rFonts w:hint="eastAsia"/>
-        </w:rPr>
-        <w:t>）</w:t>
-      </w:r>
-      <w:r>
-        <w:rPr>
-          <w:rFonts w:eastAsia="Calibri" w:hint="eastAsia"/>
-        </w:rPr>
-        <w:t>①</w:t>
-      </w:r>
-      <w:r>
-        <w:rPr>
-          <w:rFonts w:hint="eastAsia"/>
-        </w:rPr>
-        <w:t>投入沙粒；</w:t>
-      </w:r>
-      <w:r>
-        <w:rPr>
-          <w:rFonts w:eastAsia="Calibri" w:hint="eastAsia"/>
-        </w:rPr>
-        <w:t>②</w:t>
-      </w:r>
-      <w:r>
-        <w:rPr>
-          <w:rFonts w:hint="eastAsia"/>
-        </w:rPr>
-        <w:t>搅动池水；（</w:t>
-      </w:r>
-      <w:r>
-        <w:rPr>
-          <w:rFonts w:hint="eastAsia"/>
-        </w:rPr>
-        <w:t>5</w:t>
-      </w:r>
-      <w:r>
-        <w:rPr>
-          <w:rFonts w:hint="eastAsia"/>
-        </w:rPr>
-        <w:t>）沸点；沸腾。</w:t>
-      </w:r>
+        <w:rPr>
+          <w:rFonts w:hint="eastAsia"/>
+        </w:rPr>
+      </w:pPr>
     </w:p>
     <w:p>
       <w:pPr>
